--- a/учебник_часть2/УПЗИЭЗИ_Часть2_Глава7.docx
+++ b/учебник_часть2/УПЗИЭЗИ_Часть2_Глава7.docx
@@ -402,21 +402,1011 @@
     </w:p>
     <w:p>
       <w:pPr>
-        <w:spacing w:after="60" w:before="180" w:line="360" w:lineRule="auto"/>
-        <w:ind w:firstLine="709"/>
-        <w:jc w:val="both"/>
+        <w:spacing w:after="0" w:before="0" w:line="360" w:lineRule="auto"/>
+        <w:ind w:firstLine="709"/>
+        <w:jc w:val="both"/>
+      </w:pPr>
+      <w:r>
+        <w:rPr>
+          <w:rFonts w:ascii="Times New Roman" w:cs="Times New Roman" w:eastAsia="Times New Roman" w:hAnsi="Times New Roman"/>
+          <w:i w:val="false"/>
+          <w:iCs w:val="false"/>
+          <w:sz w:val="28"/>
+          <w:szCs w:val="28"/>
+        </w:rPr>
+        <w:t xml:space="preserve">Три реальных случая, зафиксированных на демонстрационном прогоне практикума («Тестовый Клиент», гибридный портфель ИТСО, встроенный тестовый профиль фирмы), иллюстрируют оба типа дефицита в чистом виде и одновременно проверяют формулы (7.1)–(7.2) на конкретных числах, а не на абстрактном примере (таблица 26).</w:t>
+      </w:r>
+    </w:p>
+    <w:p>
+      <w:pPr>
+        <w:spacing w:after="0" w:before="200"/>
+        <w:jc w:val="right"/>
+      </w:pPr>
+      <w:r>
+        <w:rPr>
+          <w:rFonts w:ascii="Times New Roman" w:cs="Times New Roman" w:eastAsia="Times New Roman" w:hAnsi="Times New Roman"/>
+          <w:sz w:val="28"/>
+          <w:szCs w:val="28"/>
+        </w:rPr>
+        <w:t xml:space="preserve">Таблица 26</w:t>
+      </w:r>
+    </w:p>
+    <w:p>
+      <w:pPr>
+        <w:spacing w:after="120" w:before="0"/>
+        <w:jc w:val="center"/>
       </w:pPr>
       <w:r>
         <w:rPr>
           <w:rFonts w:ascii="Times New Roman" w:cs="Times New Roman" w:eastAsia="Times New Roman" w:hAnsi="Times New Roman"/>
           <w:b/>
           <w:bCs/>
-          <w:i w:val="false"/>
-          <w:iCs w:val="false"/>
-          <w:sz w:val="28"/>
-          <w:szCs w:val="28"/>
-        </w:rPr>
-        <w:t xml:space="preserve">Источники</w:t>
+          <w:sz w:val="28"/>
+          <w:szCs w:val="28"/>
+        </w:rPr>
+        <w:t xml:space="preserve">Диагностика дефицита мощности и доступности (демонстрационный прогон «Тестовый Клиент»)</w:t>
+      </w:r>
+    </w:p>
+    <w:tbl>
+      <w:tblPr>
+        <w:tblW w:type="dxa" w:w="9100"/>
+        <w:tblBorders>
+          <w:top w:val="single" w:color="auto" w:sz="4"/>
+          <w:left w:val="single" w:color="auto" w:sz="4"/>
+          <w:bottom w:val="single" w:color="auto" w:sz="4"/>
+          <w:right w:val="single" w:color="auto" w:sz="4"/>
+          <w:insideH w:val="single" w:color="auto" w:sz="4"/>
+          <w:insideV w:val="single" w:color="auto" w:sz="4"/>
+        </w:tblBorders>
+      </w:tblPr>
+      <w:tblGrid>
+        <w:gridCol w:w="500"/>
+        <w:gridCol w:w="2600"/>
+        <w:gridCol w:w="1000"/>
+        <w:gridCol w:w="1000"/>
+        <w:gridCol w:w="1400"/>
+        <w:gridCol w:w="2600"/>
+      </w:tblGrid>
+      <w:tr>
+        <w:trPr>
+          <w:tblHeader/>
+        </w:trPr>
+        <w:tc>
+          <w:tcPr>
+            <w:tcW w:type="dxa" w:w="500"/>
+            <w:shd w:fill="D9D9D9" w:val="clear"/>
+            <w:vAlign w:val="center"/>
+          </w:tcPr>
+          <w:p>
+            <w:pPr>
+              <w:spacing w:after="40" w:before="40"/>
+              <w:jc w:val="center"/>
+            </w:pPr>
+            <w:r>
+              <w:rPr>
+                <w:rFonts w:ascii="Times New Roman" w:cs="Times New Roman" w:eastAsia="Times New Roman" w:hAnsi="Times New Roman"/>
+                <w:b/>
+                <w:bCs/>
+                <w:sz w:val="24"/>
+                <w:szCs w:val="24"/>
+              </w:rPr>
+              <w:t xml:space="preserve">№</w:t>
+            </w:r>
+          </w:p>
+        </w:tc>
+        <w:tc>
+          <w:tcPr>
+            <w:tcW w:type="dxa" w:w="2600"/>
+            <w:shd w:fill="D9D9D9" w:val="clear"/>
+            <w:vAlign w:val="center"/>
+          </w:tcPr>
+          <w:p>
+            <w:pPr>
+              <w:spacing w:after="40" w:before="40"/>
+              <w:jc w:val="center"/>
+            </w:pPr>
+            <w:r>
+              <w:rPr>
+                <w:rFonts w:ascii="Times New Roman" w:cs="Times New Roman" w:eastAsia="Times New Roman" w:hAnsi="Times New Roman"/>
+                <w:b/>
+                <w:bCs/>
+                <w:sz w:val="24"/>
+                <w:szCs w:val="24"/>
+              </w:rPr>
+              <w:t xml:space="preserve">Сотрудник (ФИО, должность)</w:t>
+            </w:r>
+          </w:p>
+        </w:tc>
+        <w:tc>
+          <w:tcPr>
+            <w:tcW w:type="dxa" w:w="1000"/>
+            <w:shd w:fill="D9D9D9" w:val="clear"/>
+            <w:vAlign w:val="center"/>
+          </w:tcPr>
+          <w:p>
+            <w:pPr>
+              <w:spacing w:after="40" w:before="40"/>
+              <w:jc w:val="center"/>
+            </w:pPr>
+            <w:r>
+              <w:rPr>
+                <w:rFonts w:ascii="Times New Roman" w:cs="Times New Roman" w:eastAsia="Times New Roman" w:hAnsi="Times New Roman"/>
+                <w:b/>
+                <w:bCs/>
+                <w:sz w:val="24"/>
+                <w:szCs w:val="24"/>
+              </w:rPr>
+              <w:t xml:space="preserve">He, ч</w:t>
+            </w:r>
+          </w:p>
+        </w:tc>
+        <w:tc>
+          <w:tcPr>
+            <w:tcW w:type="dxa" w:w="1000"/>
+            <w:shd w:fill="D9D9D9" w:val="clear"/>
+            <w:vAlign w:val="center"/>
+          </w:tcPr>
+          <w:p>
+            <w:pPr>
+              <w:spacing w:after="40" w:before="40"/>
+              <w:jc w:val="center"/>
+            </w:pPr>
+            <w:r>
+              <w:rPr>
+                <w:rFonts w:ascii="Times New Roman" w:cs="Times New Roman" w:eastAsia="Times New Roman" w:hAnsi="Times New Roman"/>
+                <w:b/>
+                <w:bCs/>
+                <w:sz w:val="24"/>
+                <w:szCs w:val="24"/>
+              </w:rPr>
+              <w:t xml:space="preserve">Te, дн</w:t>
+            </w:r>
+          </w:p>
+        </w:tc>
+        <w:tc>
+          <w:tcPr>
+            <w:tcW w:type="dxa" w:w="1400"/>
+            <w:shd w:fill="D9D9D9" w:val="clear"/>
+            <w:vAlign w:val="center"/>
+          </w:tcPr>
+          <w:p>
+            <w:pPr>
+              <w:spacing w:after="40" w:before="40"/>
+              <w:jc w:val="center"/>
+            </w:pPr>
+            <w:r>
+              <w:rPr>
+                <w:rFonts w:ascii="Times New Roman" w:cs="Times New Roman" w:eastAsia="Times New Roman" w:hAnsi="Times New Roman"/>
+                <w:b/>
+                <w:bCs/>
+                <w:sz w:val="24"/>
+                <w:szCs w:val="24"/>
+              </w:rPr>
+              <w:t xml:space="preserve">Le=He/Te, ч/день</w:t>
+            </w:r>
+          </w:p>
+        </w:tc>
+        <w:tc>
+          <w:tcPr>
+            <w:tcW w:type="dxa" w:w="2600"/>
+            <w:shd w:fill="D9D9D9" w:val="clear"/>
+            <w:vAlign w:val="center"/>
+          </w:tcPr>
+          <w:p>
+            <w:pPr>
+              <w:spacing w:after="40" w:before="40"/>
+              <w:jc w:val="center"/>
+            </w:pPr>
+            <w:r>
+              <w:rPr>
+                <w:rFonts w:ascii="Times New Roman" w:cs="Times New Roman" w:eastAsia="Times New Roman" w:hAnsi="Times New Roman"/>
+                <w:b/>
+                <w:bCs/>
+                <w:sz w:val="24"/>
+                <w:szCs w:val="24"/>
+              </w:rPr>
+              <w:t xml:space="preserve">Диагноз и управленческое решение</w:t>
+            </w:r>
+          </w:p>
+        </w:tc>
+      </w:tr>
+      <w:tr>
+        <w:trPr>
+          <w:cantSplit/>
+        </w:trPr>
+        <w:tc>
+          <w:tcPr>
+            <w:tcW w:type="dxa" w:w="500"/>
+            <w:vAlign w:val="center"/>
+          </w:tcPr>
+          <w:p>
+            <w:pPr>
+              <w:spacing w:after="40" w:before="40"/>
+              <w:jc w:val="center"/>
+            </w:pPr>
+            <w:r>
+              <w:rPr>
+                <w:rFonts w:ascii="Times New Roman" w:cs="Times New Roman" w:eastAsia="Times New Roman" w:hAnsi="Times New Roman"/>
+                <w:sz w:val="24"/>
+                <w:szCs w:val="24"/>
+              </w:rPr>
+              <w:t xml:space="preserve">1</w:t>
+            </w:r>
+          </w:p>
+        </w:tc>
+        <w:tc>
+          <w:tcPr>
+            <w:tcW w:type="dxa" w:w="2600"/>
+            <w:vAlign w:val="center"/>
+          </w:tcPr>
+          <w:p>
+            <w:pPr>
+              <w:spacing w:after="40" w:before="40"/>
+              <w:jc w:val="center"/>
+            </w:pPr>
+            <w:r>
+              <w:rPr>
+                <w:rFonts w:ascii="Times New Roman" w:cs="Times New Roman" w:eastAsia="Times New Roman" w:hAnsi="Times New Roman"/>
+                <w:sz w:val="24"/>
+                <w:szCs w:val="24"/>
+              </w:rPr>
+              <w:t xml:space="preserve">Директоров С.П., генеральный директор</w:t>
+            </w:r>
+          </w:p>
+        </w:tc>
+        <w:tc>
+          <w:tcPr>
+            <w:tcW w:type="dxa" w:w="1000"/>
+            <w:vAlign w:val="center"/>
+          </w:tcPr>
+          <w:p>
+            <w:pPr>
+              <w:spacing w:after="40" w:before="40"/>
+              <w:jc w:val="center"/>
+            </w:pPr>
+            <w:r>
+              <w:rPr>
+                <w:rFonts w:ascii="Times New Roman" w:cs="Times New Roman" w:eastAsia="Times New Roman" w:hAnsi="Times New Roman"/>
+                <w:sz w:val="24"/>
+                <w:szCs w:val="24"/>
+              </w:rPr>
+              <w:t xml:space="preserve">28</w:t>
+            </w:r>
+          </w:p>
+        </w:tc>
+        <w:tc>
+          <w:tcPr>
+            <w:tcW w:type="dxa" w:w="1000"/>
+            <w:vAlign w:val="center"/>
+          </w:tcPr>
+          <w:p>
+            <w:pPr>
+              <w:spacing w:after="40" w:before="40"/>
+              <w:jc w:val="center"/>
+            </w:pPr>
+            <w:r>
+              <w:rPr>
+                <w:rFonts w:ascii="Times New Roman" w:cs="Times New Roman" w:eastAsia="Times New Roman" w:hAnsi="Times New Roman"/>
+                <w:sz w:val="24"/>
+                <w:szCs w:val="24"/>
+              </w:rPr>
+              <w:t xml:space="preserve">2</w:t>
+            </w:r>
+          </w:p>
+        </w:tc>
+        <w:tc>
+          <w:tcPr>
+            <w:tcW w:type="dxa" w:w="1400"/>
+            <w:vAlign w:val="center"/>
+          </w:tcPr>
+          <w:p>
+            <w:pPr>
+              <w:spacing w:after="40" w:before="40"/>
+              <w:jc w:val="center"/>
+            </w:pPr>
+            <w:r>
+              <w:rPr>
+                <w:rFonts w:ascii="Times New Roman" w:cs="Times New Roman" w:eastAsia="Times New Roman" w:hAnsi="Times New Roman"/>
+                <w:sz w:val="24"/>
+                <w:szCs w:val="24"/>
+              </w:rPr>
+              <w:t xml:space="preserve">14,0</w:t>
+            </w:r>
+          </w:p>
+        </w:tc>
+        <w:tc>
+          <w:tcPr>
+            <w:tcW w:type="dxa" w:w="2600"/>
+            <w:vAlign w:val="center"/>
+          </w:tcPr>
+          <w:p>
+            <w:pPr>
+              <w:spacing w:after="40" w:before="40"/>
+              <w:jc w:val="center"/>
+            </w:pPr>
+            <w:r>
+              <w:rPr>
+                <w:rFonts w:ascii="Times New Roman" w:cs="Times New Roman" w:eastAsia="Times New Roman" w:hAnsi="Times New Roman"/>
+                <w:sz w:val="24"/>
+                <w:szCs w:val="24"/>
+              </w:rPr>
+              <w:t xml:space="preserve">Дефицит МОЩНОСТИ (Le&gt;8); дублёра нет (tierFamilyOf=null) — только сдвиг дат, занятие 3</w:t>
+            </w:r>
+          </w:p>
+        </w:tc>
+      </w:tr>
+      <w:tr>
+        <w:trPr>
+          <w:cantSplit/>
+        </w:trPr>
+        <w:tc>
+          <w:tcPr>
+            <w:tcW w:type="dxa" w:w="500"/>
+            <w:vAlign w:val="center"/>
+          </w:tcPr>
+          <w:p>
+            <w:pPr>
+              <w:spacing w:after="40" w:before="40"/>
+              <w:jc w:val="center"/>
+            </w:pPr>
+            <w:r>
+              <w:rPr>
+                <w:rFonts w:ascii="Times New Roman" w:cs="Times New Roman" w:eastAsia="Times New Roman" w:hAnsi="Times New Roman"/>
+                <w:sz w:val="24"/>
+                <w:szCs w:val="24"/>
+              </w:rPr>
+              <w:t xml:space="preserve">2</w:t>
+            </w:r>
+          </w:p>
+        </w:tc>
+        <w:tc>
+          <w:tcPr>
+            <w:tcW w:type="dxa" w:w="2600"/>
+            <w:vAlign w:val="center"/>
+          </w:tcPr>
+          <w:p>
+            <w:pPr>
+              <w:spacing w:after="40" w:before="40"/>
+              <w:jc w:val="center"/>
+            </w:pPr>
+            <w:r>
+              <w:rPr>
+                <w:rFonts w:ascii="Times New Roman" w:cs="Times New Roman" w:eastAsia="Times New Roman" w:hAnsi="Times New Roman"/>
+                <w:sz w:val="24"/>
+                <w:szCs w:val="24"/>
+              </w:rPr>
+              <w:t xml:space="preserve">Монтажников С.А., специалист-монтажник</w:t>
+            </w:r>
+          </w:p>
+        </w:tc>
+        <w:tc>
+          <w:tcPr>
+            <w:tcW w:type="dxa" w:w="1000"/>
+            <w:vAlign w:val="center"/>
+          </w:tcPr>
+          <w:p>
+            <w:pPr>
+              <w:spacing w:after="40" w:before="40"/>
+              <w:jc w:val="center"/>
+            </w:pPr>
+            <w:r>
+              <w:rPr>
+                <w:rFonts w:ascii="Times New Roman" w:cs="Times New Roman" w:eastAsia="Times New Roman" w:hAnsi="Times New Roman"/>
+                <w:sz w:val="24"/>
+                <w:szCs w:val="24"/>
+              </w:rPr>
+              <w:t xml:space="preserve">152</w:t>
+            </w:r>
+          </w:p>
+        </w:tc>
+        <w:tc>
+          <w:tcPr>
+            <w:tcW w:type="dxa" w:w="1000"/>
+            <w:vAlign w:val="center"/>
+          </w:tcPr>
+          <w:p>
+            <w:pPr>
+              <w:spacing w:after="40" w:before="40"/>
+              <w:jc w:val="center"/>
+            </w:pPr>
+            <w:r>
+              <w:rPr>
+                <w:rFonts w:ascii="Times New Roman" w:cs="Times New Roman" w:eastAsia="Times New Roman" w:hAnsi="Times New Roman"/>
+                <w:sz w:val="24"/>
+                <w:szCs w:val="24"/>
+              </w:rPr>
+              <w:t xml:space="preserve">25</w:t>
+            </w:r>
+          </w:p>
+        </w:tc>
+        <w:tc>
+          <w:tcPr>
+            <w:tcW w:type="dxa" w:w="1400"/>
+            <w:vAlign w:val="center"/>
+          </w:tcPr>
+          <w:p>
+            <w:pPr>
+              <w:spacing w:after="40" w:before="40"/>
+              <w:jc w:val="center"/>
+            </w:pPr>
+            <w:r>
+              <w:rPr>
+                <w:rFonts w:ascii="Times New Roman" w:cs="Times New Roman" w:eastAsia="Times New Roman" w:hAnsi="Times New Roman"/>
+                <w:sz w:val="24"/>
+                <w:szCs w:val="24"/>
+              </w:rPr>
+              <w:t xml:space="preserve">6,1</w:t>
+            </w:r>
+          </w:p>
+        </w:tc>
+        <w:tc>
+          <w:tcPr>
+            <w:tcW w:type="dxa" w:w="2600"/>
+            <w:vAlign w:val="center"/>
+          </w:tcPr>
+          <w:p>
+            <w:pPr>
+              <w:spacing w:after="40" w:before="40"/>
+              <w:jc w:val="center"/>
+            </w:pPr>
+            <w:r>
+              <w:rPr>
+                <w:rFonts w:ascii="Times New Roman" w:cs="Times New Roman" w:eastAsia="Times New Roman" w:hAnsi="Times New Roman"/>
+                <w:sz w:val="24"/>
+                <w:szCs w:val="24"/>
+              </w:rPr>
+              <w:t xml:space="preserve">Дефицит ДОСТУПНОСТИ (He≥100); дублёр найден — Помощников В.Е., та же тарифная «семья»</w:t>
+            </w:r>
+          </w:p>
+        </w:tc>
+      </w:tr>
+      <w:tr>
+        <w:trPr>
+          <w:cantSplit/>
+        </w:trPr>
+        <w:tc>
+          <w:tcPr>
+            <w:tcW w:type="dxa" w:w="500"/>
+            <w:vAlign w:val="center"/>
+          </w:tcPr>
+          <w:p>
+            <w:pPr>
+              <w:spacing w:after="40" w:before="40"/>
+              <w:jc w:val="center"/>
+            </w:pPr>
+            <w:r>
+              <w:rPr>
+                <w:rFonts w:ascii="Times New Roman" w:cs="Times New Roman" w:eastAsia="Times New Roman" w:hAnsi="Times New Roman"/>
+                <w:sz w:val="24"/>
+                <w:szCs w:val="24"/>
+              </w:rPr>
+              <w:t xml:space="preserve">3</w:t>
+            </w:r>
+          </w:p>
+        </w:tc>
+        <w:tc>
+          <w:tcPr>
+            <w:tcW w:type="dxa" w:w="2600"/>
+            <w:vAlign w:val="center"/>
+          </w:tcPr>
+          <w:p>
+            <w:pPr>
+              <w:spacing w:after="40" w:before="40"/>
+              <w:jc w:val="center"/>
+            </w:pPr>
+            <w:r>
+              <w:rPr>
+                <w:rFonts w:ascii="Times New Roman" w:cs="Times New Roman" w:eastAsia="Times New Roman" w:hAnsi="Times New Roman"/>
+                <w:sz w:val="24"/>
+                <w:szCs w:val="24"/>
+              </w:rPr>
+              <w:t xml:space="preserve">Наладчиков Ф.И., наладчик</w:t>
+            </w:r>
+          </w:p>
+        </w:tc>
+        <w:tc>
+          <w:tcPr>
+            <w:tcW w:type="dxa" w:w="1000"/>
+            <w:vAlign w:val="center"/>
+          </w:tcPr>
+          <w:p>
+            <w:pPr>
+              <w:spacing w:after="40" w:before="40"/>
+              <w:jc w:val="center"/>
+            </w:pPr>
+            <w:r>
+              <w:rPr>
+                <w:rFonts w:ascii="Times New Roman" w:cs="Times New Roman" w:eastAsia="Times New Roman" w:hAnsi="Times New Roman"/>
+                <w:sz w:val="24"/>
+                <w:szCs w:val="24"/>
+              </w:rPr>
+              <w:t xml:space="preserve">104</w:t>
+            </w:r>
+          </w:p>
+        </w:tc>
+        <w:tc>
+          <w:tcPr>
+            <w:tcW w:type="dxa" w:w="1000"/>
+            <w:vAlign w:val="center"/>
+          </w:tcPr>
+          <w:p>
+            <w:pPr>
+              <w:spacing w:after="40" w:before="40"/>
+              <w:jc w:val="center"/>
+            </w:pPr>
+            <w:r>
+              <w:rPr>
+                <w:rFonts w:ascii="Times New Roman" w:cs="Times New Roman" w:eastAsia="Times New Roman" w:hAnsi="Times New Roman"/>
+                <w:sz w:val="24"/>
+                <w:szCs w:val="24"/>
+              </w:rPr>
+              <w:t xml:space="preserve">18</w:t>
+            </w:r>
+          </w:p>
+        </w:tc>
+        <w:tc>
+          <w:tcPr>
+            <w:tcW w:type="dxa" w:w="1400"/>
+            <w:vAlign w:val="center"/>
+          </w:tcPr>
+          <w:p>
+            <w:pPr>
+              <w:spacing w:after="40" w:before="40"/>
+              <w:jc w:val="center"/>
+            </w:pPr>
+            <w:r>
+              <w:rPr>
+                <w:rFonts w:ascii="Times New Roman" w:cs="Times New Roman" w:eastAsia="Times New Roman" w:hAnsi="Times New Roman"/>
+                <w:sz w:val="24"/>
+                <w:szCs w:val="24"/>
+              </w:rPr>
+              <w:t xml:space="preserve">5,8</w:t>
+            </w:r>
+          </w:p>
+        </w:tc>
+        <w:tc>
+          <w:tcPr>
+            <w:tcW w:type="dxa" w:w="2600"/>
+            <w:vAlign w:val="center"/>
+          </w:tcPr>
+          <w:p>
+            <w:pPr>
+              <w:spacing w:after="40" w:before="40"/>
+              <w:jc w:val="center"/>
+            </w:pPr>
+            <w:r>
+              <w:rPr>
+                <w:rFonts w:ascii="Times New Roman" w:cs="Times New Roman" w:eastAsia="Times New Roman" w:hAnsi="Times New Roman"/>
+                <w:sz w:val="24"/>
+                <w:szCs w:val="24"/>
+              </w:rPr>
+              <w:t xml:space="preserve">Дефицит ДОСТУПНОСТИ (He≥100); дублёр невозможен — в каталоге фирмы наладчик единственный</w:t>
+            </w:r>
+          </w:p>
+        </w:tc>
+      </w:tr>
+    </w:tbl>
+    <w:p>
+      <w:pPr>
+        <w:spacing w:after="0" w:before="0" w:line="360" w:lineRule="auto"/>
+        <w:ind w:firstLine="709"/>
+        <w:jc w:val="both"/>
+      </w:pPr>
+      <w:r>
+        <w:rPr>
+          <w:rFonts w:ascii="Times New Roman" w:cs="Times New Roman" w:eastAsia="Times New Roman" w:hAnsi="Times New Roman"/>
+          <w:i w:val="false"/>
+          <w:iCs w:val="false"/>
+          <w:sz w:val="28"/>
+          <w:szCs w:val="28"/>
+        </w:rPr>
+        <w:t xml:space="preserve">Таблица 26 показывает, что диагноз не определяется одним только суммарным объёмом часов: у Директорова С.П. He=28 ч — меньше половины порога Hпор, но эти часы сконцентрированы в двух днях, что даёт Le=14,0 ч/день — почти вдвое выше нормы ст. 91 ТК РФ, и классифицирует случай как дефицит мощности. У Монтажникова С.А. и Наладчикова Ф.И. — обратная картина: среднесуточная нагрузка ниже 8 ч/день у обоих, но суммарный объём собственной занятости на проекте (152 ч и 104 ч соответственно) превышает порог Hпор, из чего следует дефицит доступности — риск единой точки отказа расписания, а не физическая невозможность рабочего дня. Управленческий ответ поэтому у всех троих разный: только Монтажникову С.А. нашёлся дублёр той же тарифной «семьи» (Помощников В.Е.), у Наладчикова Ф.И. дублёра в каталоге нет вовсе, а у Директорова С.П. расширение штата не поможет в принципе — единственный работающий инструмент для него — сдвиг дат на занятии 3.</w:t>
+      </w:r>
+    </w:p>
+    <w:p>
+      <w:pPr>
+        <w:spacing w:after="0" w:before="0" w:line="360" w:lineRule="auto"/>
+        <w:ind w:firstLine="709"/>
+        <w:jc w:val="both"/>
+      </w:pPr>
+      <w:r>
+        <w:rPr>
+          <w:rFonts w:ascii="Times New Roman" w:cs="Times New Roman" w:eastAsia="Times New Roman" w:hAnsi="Times New Roman"/>
+          <w:i w:val="false"/>
+          <w:iCs w:val="false"/>
+          <w:sz w:val="28"/>
+          <w:szCs w:val="28"/>
+        </w:rPr>
+        <w:t xml:space="preserve">Оба порога формул (7.1) и (7.2) можно свести на одну плоскость, если отложить по осям период занятости Te и среднюю нагрузку Le, — тогда дефицит мощности и дефицит доступности становятся двумя разными геометрическими областями одного графика, а не двумя изолированными числовыми правилами (рисунок 11).</w:t>
+      </w:r>
+    </w:p>
+    <w:p>
+      <w:pPr>
+        <w:spacing w:before="120"/>
+        <w:jc w:val="center"/>
+      </w:pPr>
+      <w:r>
+        <w:drawing>
+          <wp:inline distT="0" distB="0" distL="0" distR="0">
+            <wp:extent cx="5905500" cy="3937000"/>
+            <wp:effectExtent t="0" r="0" b="0" l="0"/>
+            <wp:docPr id="1" name="" descr="" title=""/>
+            <wp:cNvGraphicFramePr>
+              <a:graphicFrameLocks xmlns:a="http://schemas.openxmlformats.org/drawingml/2006/main" noChangeAspect="1"/>
+            </wp:cNvGraphicFramePr>
+            <a:graphic xmlns:a="http://schemas.openxmlformats.org/drawingml/2006/main">
+              <a:graphicData uri="http://schemas.openxmlformats.org/drawingml/2006/picture">
+                <pic:pic xmlns:pic="http://schemas.openxmlformats.org/drawingml/2006/picture">
+                  <pic:nvPicPr>
+                    <pic:cNvPr id="0" name="" descr=""/>
+                    <pic:cNvPicPr>
+                      <a:picLocks noChangeAspect="1" noChangeArrowheads="1"/>
+                    </pic:cNvPicPr>
+                  </pic:nvPicPr>
+                  <pic:blipFill>
+                    <a:blip r:embed="rId8" cstate="none"/>
+                    <a:srcRect/>
+                    <a:stretch>
+                      <a:fillRect/>
+                    </a:stretch>
+                  </pic:blipFill>
+                  <pic:spPr bwMode="auto">
+                    <a:xfrm>
+                      <a:off x="0" y="0"/>
+                      <a:ext cx="5905500" cy="3937000"/>
+                    </a:xfrm>
+                    <a:prstGeom prst="rect">
+                      <a:avLst/>
+                    </a:prstGeom>
+                  </pic:spPr>
+                </pic:pic>
+              </a:graphicData>
+            </a:graphic>
+          </wp:inline>
+        </w:drawing>
+      </w:r>
+    </w:p>
+    <w:p>
+      <w:pPr>
+        <w:spacing w:after="200"/>
+        <w:jc w:val="center"/>
+      </w:pPr>
+      <w:r>
+        <w:rPr>
+          <w:rFonts w:ascii="Times New Roman" w:cs="Times New Roman" w:eastAsia="Times New Roman" w:hAnsi="Times New Roman"/>
+          <w:sz w:val="28"/>
+          <w:szCs w:val="28"/>
+        </w:rPr>
+        <w:t xml:space="preserve">Рисунок 11 – два порога дефицита ресурса на одной плоскости (Te, Le) и три реальных диагностических случая</w:t>
+      </w:r>
+    </w:p>
+    <w:p>
+      <w:pPr>
+        <w:spacing w:after="0" w:before="0" w:line="360" w:lineRule="auto"/>
+        <w:ind w:firstLine="709"/>
+        <w:jc w:val="both"/>
+      </w:pPr>
+      <w:r>
+        <w:rPr>
+          <w:rFonts w:ascii="Times New Roman" w:cs="Times New Roman" w:eastAsia="Times New Roman" w:hAnsi="Times New Roman"/>
+          <w:i w:val="false"/>
+          <w:iCs w:val="false"/>
+          <w:sz w:val="28"/>
+          <w:szCs w:val="28"/>
+        </w:rPr>
+        <w:t xml:space="preserve">Рисунок 11 показывает то, что не видно из одних только формул по отдельности: обе области пересекаются при Te = 12,5 дн — именно в этой точке порог мощности (Le = 8 ч/день) и порог доступности (He = Le×Te = 100 ч) дают одно и то же условие. Слева от этой точки (короткая занятость) дефицит доступности геометрически недостижим без одновременного дефицита мощности — сотрудник физически не может накопить 100 часов за 10 дней, не превысив 8 ч/день в среднем; справа же (Te &gt; 12,5 дн, как у обоих реальных случаев доступности в таблице 26) дефицит доступности существует уже самостоятельно, при вполне умеренной среднесуточной нагрузке. Это не свойство конкретного прогона, а прямое алгебраическое следствие формул (7.1)–(7.2), проверяемое для любых значений Te и Le.</w:t>
+      </w:r>
+    </w:p>
+    <w:p>
+      <w:pPr>
+        <w:spacing w:after="60" w:before="180" w:line="360" w:lineRule="auto"/>
+        <w:ind w:firstLine="709"/>
+        <w:jc w:val="both"/>
+      </w:pPr>
+      <w:r>
+        <w:rPr>
+          <w:rFonts w:ascii="Times New Roman" w:cs="Times New Roman" w:eastAsia="Times New Roman" w:hAnsi="Times New Roman"/>
+          <w:b/>
+          <w:bCs/>
+          <w:i w:val="false"/>
+          <w:iCs w:val="false"/>
+          <w:sz w:val="28"/>
+          <w:szCs w:val="28"/>
+        </w:rPr>
+        <w:t xml:space="preserve">7.5. Итоговый тест по компетенциям Занятия 6</w:t>
+      </w:r>
+    </w:p>
+    <w:p>
+      <w:pPr>
+        <w:spacing w:after="0" w:before="0" w:line="360" w:lineRule="auto"/>
+        <w:ind w:firstLine="709"/>
+        <w:jc w:val="both"/>
+      </w:pPr>
+      <w:r>
+        <w:rPr>
+          <w:rFonts w:ascii="Times New Roman" w:cs="Times New Roman" w:eastAsia="Times New Roman" w:hAnsi="Times New Roman"/>
+          <w:i w:val="false"/>
+          <w:iCs w:val="false"/>
+          <w:sz w:val="28"/>
+          <w:szCs w:val="28"/>
+        </w:rPr>
+        <w:t xml:space="preserve">Тест на усвоенные компетенции формируется для всех трёх направлений практикума — случай, отличающий занятие 6 от большинства других, где компетенции закрываются избирательно. Для 10.03.01 (бакалавриат) — четыре вопроса на компетенцию ОПК-10 («...организовывать и поддерживать выполнение комплекса мер по обеспечению информационной безопасности, управлять процессом их реализации на объекте защиты»): норму рабочего времени по ст. 91 ТК РФ, порог 8 ч/день в таблице загрузки, смысл знаменателя Te в формуле (7.1) и способ устранения перегрузки, вызванной не объёмом работ, а ошибкой подбора исполнителя по квалификации по данным занятия 3. Для 10.04.01 (магистратура) и 10.05.01 (специалитет) — по четыре дословно одинаковых вопроса на компетенцию УК-3 («способен организовывать и руководить работой команды»): условие, при котором перегруженному сотруднику вообще может быть назначен дублёр, и цена каждого из двух управленческих ответов на дефицит — resource leveling (срок) и crashing (деньги).</w:t>
+      </w:r>
+    </w:p>
+    <w:p>
+      <w:pPr>
+        <w:spacing w:after="0" w:before="0" w:line="360" w:lineRule="auto"/>
+        <w:ind w:firstLine="709"/>
+        <w:jc w:val="both"/>
+      </w:pPr>
+      <w:r>
+        <w:rPr>
+          <w:rFonts w:ascii="Times New Roman" w:cs="Times New Roman" w:eastAsia="Times New Roman" w:hAnsi="Times New Roman"/>
+          <w:i w:val="false"/>
+          <w:iCs w:val="false"/>
+          <w:sz w:val="28"/>
+          <w:szCs w:val="28"/>
+        </w:rPr>
+        <w:t xml:space="preserve">Совпадение вопросов для двух направлений — не техническая экономия, а следствие того, что формулировка компетенции УК-3 в ФГОС ВО магистратуры и специалитета идентична дословно, тогда как в бакалавриате та же управленческая задача закреплена не за универсальной, а за профильной компетенцией (ОПК-10): один и тот же инструмент интерфейса — назначение дублёра — проверяет разные по формулировке, хотя и близкие по смыслу способности в зависимости от уровня подготовки студента.</w:t>
+      </w:r>
+    </w:p>
+    <w:p>
+      <w:pPr>
+        <w:spacing w:after="60" w:before="180" w:line="360" w:lineRule="auto"/>
+        <w:ind w:firstLine="709"/>
+        <w:jc w:val="both"/>
+      </w:pPr>
+      <w:r>
+        <w:rPr>
+          <w:rFonts w:ascii="Times New Roman" w:cs="Times New Roman" w:eastAsia="Times New Roman" w:hAnsi="Times New Roman"/>
+          <w:b/>
+          <w:bCs/>
+          <w:i w:val="false"/>
+          <w:iCs w:val="false"/>
+          <w:sz w:val="28"/>
+          <w:szCs w:val="28"/>
+        </w:rPr>
+        <w:t xml:space="preserve">Контрольные вопросы к главе 7</w:t>
+      </w:r>
+    </w:p>
+    <w:p>
+      <w:pPr>
+        <w:spacing w:after="0" w:before="0" w:line="360" w:lineRule="auto"/>
+        <w:ind w:firstLine="709"/>
+        <w:jc w:val="both"/>
+      </w:pPr>
+      <w:r>
+        <w:rPr>
+          <w:rFonts w:ascii="Times New Roman" w:cs="Times New Roman" w:eastAsia="Times New Roman" w:hAnsi="Times New Roman"/>
+          <w:i w:val="false"/>
+          <w:iCs w:val="false"/>
+          <w:sz w:val="28"/>
+          <w:szCs w:val="28"/>
+        </w:rPr>
+        <w:t xml:space="preserve">1. Чем дефицит ресурса принципиально отличается от дефицита срока проекта?</w:t>
+      </w:r>
+    </w:p>
+    <w:p>
+      <w:pPr>
+        <w:spacing w:after="0" w:before="0" w:line="360" w:lineRule="auto"/>
+        <w:ind w:firstLine="709"/>
+        <w:jc w:val="both"/>
+      </w:pPr>
+      <w:r>
+        <w:rPr>
+          <w:rFonts w:ascii="Times New Roman" w:cs="Times New Roman" w:eastAsia="Times New Roman" w:hAnsi="Times New Roman"/>
+          <w:i w:val="false"/>
+          <w:iCs w:val="false"/>
+          <w:sz w:val="28"/>
+          <w:szCs w:val="28"/>
+        </w:rPr>
+        <w:t xml:space="preserve">2. Почему в формуле (7.1) знаменателем служит период фактической занятости сотрудника Te, а не весь календарный срок проекта?</w:t>
+      </w:r>
+    </w:p>
+    <w:p>
+      <w:pPr>
+        <w:spacing w:after="0" w:before="0" w:line="360" w:lineRule="auto"/>
+        <w:ind w:firstLine="709"/>
+        <w:jc w:val="both"/>
+      </w:pPr>
+      <w:r>
+        <w:rPr>
+          <w:rFonts w:ascii="Times New Roman" w:cs="Times New Roman" w:eastAsia="Times New Roman" w:hAnsi="Times New Roman"/>
+          <w:i w:val="false"/>
+          <w:iCs w:val="false"/>
+          <w:sz w:val="28"/>
+          <w:szCs w:val="28"/>
+        </w:rPr>
+        <w:t xml:space="preserve">3. В чём заключается NP-трудность задачи RCPSP и какой практический вывод из неё следует для расчётного движка практикума?</w:t>
+      </w:r>
+    </w:p>
+    <w:p>
+      <w:pPr>
+        <w:spacing w:after="0" w:before="0" w:line="360" w:lineRule="auto"/>
+        <w:ind w:firstLine="709"/>
+        <w:jc w:val="both"/>
+      </w:pPr>
+      <w:r>
+        <w:rPr>
+          <w:rFonts w:ascii="Times New Roman" w:cs="Times New Roman" w:eastAsia="Times New Roman" w:hAnsi="Times New Roman"/>
+          <w:i w:val="false"/>
+          <w:iCs w:val="false"/>
+          <w:sz w:val="28"/>
+          <w:szCs w:val="28"/>
+        </w:rPr>
+        <w:t xml:space="preserve">4. Чем эвристическая модель Уиста (1967) отличается от классического метода критического пути по своему допущению о ресурсах?</w:t>
+      </w:r>
+    </w:p>
+    <w:p>
+      <w:pPr>
+        <w:spacing w:after="0" w:before="0" w:line="360" w:lineRule="auto"/>
+        <w:ind w:firstLine="709"/>
+        <w:jc w:val="both"/>
+      </w:pPr>
+      <w:r>
+        <w:rPr>
+          <w:rFonts w:ascii="Times New Roman" w:cs="Times New Roman" w:eastAsia="Times New Roman" w:hAnsi="Times New Roman"/>
+          <w:i w:val="false"/>
+          <w:iCs w:val="false"/>
+          <w:sz w:val="28"/>
+          <w:szCs w:val="28"/>
+        </w:rPr>
+        <w:t xml:space="preserve">5. Приведите оба условия, разграничивающих дефицит мощности и дефицит доступности, и объясните, почему их можно проверить однозначно (критерий Поппера).</w:t>
+      </w:r>
+    </w:p>
+    <w:p>
+      <w:pPr>
+        <w:spacing w:after="0" w:before="0" w:line="360" w:lineRule="auto"/>
+        <w:ind w:firstLine="709"/>
+        <w:jc w:val="both"/>
+      </w:pPr>
+      <w:r>
+        <w:rPr>
+          <w:rFonts w:ascii="Times New Roman" w:cs="Times New Roman" w:eastAsia="Times New Roman" w:hAnsi="Times New Roman"/>
+          <w:i w:val="false"/>
+          <w:iCs w:val="false"/>
+          <w:sz w:val="28"/>
+          <w:szCs w:val="28"/>
+        </w:rPr>
+        <w:t xml:space="preserve">6. Почему пороговое значение Hпор=100 ч синхронизировано именно с месячной нормой рабочего времени, а не выбрано произвольно?</w:t>
+      </w:r>
+    </w:p>
+    <w:p>
+      <w:pPr>
+        <w:spacing w:after="0" w:before="0" w:line="360" w:lineRule="auto"/>
+        <w:ind w:firstLine="709"/>
+        <w:jc w:val="both"/>
+      </w:pPr>
+      <w:r>
+        <w:rPr>
+          <w:rFonts w:ascii="Times New Roman" w:cs="Times New Roman" w:eastAsia="Times New Roman" w:hAnsi="Times New Roman"/>
+          <w:i w:val="false"/>
+          <w:iCs w:val="false"/>
+          <w:sz w:val="28"/>
+          <w:szCs w:val="28"/>
+        </w:rPr>
+        <w:t xml:space="preserve">7. Чем resource leveling отличается от crashing по цене управленческого решения?</w:t>
+      </w:r>
+    </w:p>
+    <w:p>
+      <w:pPr>
+        <w:spacing w:after="0" w:before="0" w:line="360" w:lineRule="auto"/>
+        <w:ind w:firstLine="709"/>
+        <w:jc w:val="both"/>
+      </w:pPr>
+      <w:r>
+        <w:rPr>
+          <w:rFonts w:ascii="Times New Roman" w:cs="Times New Roman" w:eastAsia="Times New Roman" w:hAnsi="Times New Roman"/>
+          <w:i w:val="false"/>
+          <w:iCs w:val="false"/>
+          <w:sz w:val="28"/>
+          <w:szCs w:val="28"/>
+        </w:rPr>
+        <w:t xml:space="preserve">8. В чём состоит вклад метода критической цепи Голдратта (1997) в дополнение к RCPSP?</w:t>
+      </w:r>
+    </w:p>
+    <w:p>
+      <w:pPr>
+        <w:spacing w:after="0" w:before="0" w:line="360" w:lineRule="auto"/>
+        <w:ind w:firstLine="709"/>
+        <w:jc w:val="both"/>
+      </w:pPr>
+      <w:r>
+        <w:rPr>
+          <w:rFonts w:ascii="Times New Roman" w:cs="Times New Roman" w:eastAsia="Times New Roman" w:hAnsi="Times New Roman"/>
+          <w:i w:val="false"/>
+          <w:iCs w:val="false"/>
+          <w:sz w:val="28"/>
+          <w:szCs w:val="28"/>
+        </w:rPr>
+        <w:t xml:space="preserve">9. Опишите два последовательных шага, которыми crashing реализован в интерфейсе практикума (Старт 0 и занятие 6).</w:t>
+      </w:r>
+    </w:p>
+    <w:p>
+      <w:pPr>
+        <w:spacing w:after="0" w:before="0" w:line="360" w:lineRule="auto"/>
+        <w:ind w:firstLine="709"/>
+        <w:jc w:val="both"/>
+      </w:pPr>
+      <w:r>
+        <w:rPr>
+          <w:rFonts w:ascii="Times New Roman" w:cs="Times New Roman" w:eastAsia="Times New Roman" w:hAnsi="Times New Roman"/>
+          <w:i w:val="false"/>
+          <w:iCs w:val="false"/>
+          <w:sz w:val="28"/>
+          <w:szCs w:val="28"/>
+        </w:rPr>
+        <w:t xml:space="preserve">10. Почему перегрузка сотрудника без дублирующей позиции в штате (например, главного инженера) не устраняется ни назначением дублёра, ни расширением штата?</w:t>
+      </w:r>
+    </w:p>
+    <w:p>
+      <w:pPr>
+        <w:spacing w:after="0" w:before="0" w:line="360" w:lineRule="auto"/>
+        <w:ind w:firstLine="709"/>
+        <w:jc w:val="both"/>
+      </w:pPr>
+      <w:r>
+        <w:rPr>
+          <w:rFonts w:ascii="Times New Roman" w:cs="Times New Roman" w:eastAsia="Times New Roman" w:hAnsi="Times New Roman"/>
+          <w:i w:val="false"/>
+          <w:iCs w:val="false"/>
+          <w:sz w:val="28"/>
+          <w:szCs w:val="28"/>
+        </w:rPr>
+        <w:t xml:space="preserve">11. Какие компетенции формирует занятие 6 у направлений 10.03.01, 10.04.01 и 10.05.01, и почему тест для двух последних совпадает дословно?</w:t>
+      </w:r>
+    </w:p>
+    <w:p>
+      <w:pPr>
+        <w:spacing w:after="0" w:before="0" w:line="360" w:lineRule="auto"/>
+        <w:ind w:firstLine="709"/>
+        <w:jc w:val="both"/>
+      </w:pPr>
+      <w:r>
+        <w:rPr>
+          <w:rFonts w:ascii="Times New Roman" w:cs="Times New Roman" w:eastAsia="Times New Roman" w:hAnsi="Times New Roman"/>
+          <w:i w:val="false"/>
+          <w:iCs w:val="false"/>
+          <w:sz w:val="28"/>
+          <w:szCs w:val="28"/>
+        </w:rPr>
+        <w:t xml:space="preserve">12. По данным таблицы 26, почему Наладчиков Ф.И. классифицирован как дефицит доступности, а не мощности, несмотря на общий объём часов выше порога?</w:t>
+      </w:r>
+    </w:p>
+    <w:p>
+      <w:pPr>
+        <w:spacing w:after="0" w:before="0" w:line="360" w:lineRule="auto"/>
+        <w:ind w:firstLine="709"/>
+        <w:jc w:val="both"/>
+      </w:pPr>
+      <w:r>
+        <w:rPr>
+          <w:rFonts w:ascii="Times New Roman" w:cs="Times New Roman" w:eastAsia="Times New Roman" w:hAnsi="Times New Roman"/>
+          <w:i w:val="false"/>
+          <w:iCs w:val="false"/>
+          <w:sz w:val="28"/>
+          <w:szCs w:val="28"/>
+        </w:rPr>
+        <w:t xml:space="preserve">13. При каком значении Te пороги дефицита мощности и доступности численно совпадают, и что означает эта точка содержательно (см. рисунок 11)?</w:t>
+      </w:r>
+    </w:p>
+    <w:p>
+      <w:pPr>
+        <w:spacing w:after="60" w:before="180" w:line="360" w:lineRule="auto"/>
+        <w:ind w:firstLine="709"/>
+        <w:jc w:val="both"/>
+      </w:pPr>
+      <w:r>
+        <w:rPr>
+          <w:rFonts w:ascii="Times New Roman" w:cs="Times New Roman" w:eastAsia="Times New Roman" w:hAnsi="Times New Roman"/>
+          <w:b/>
+          <w:bCs/>
+          <w:i w:val="false"/>
+          <w:iCs w:val="false"/>
+          <w:sz w:val="28"/>
+          <w:szCs w:val="28"/>
+        </w:rPr>
+        <w:t xml:space="preserve">Список источников к главе 7</w:t>
       </w:r>
     </w:p>
     <w:p>
